--- a/05-content/articles/likvidaciya-kompanii/v1-tolko-pravki-eksperta.docx
+++ b/05-content/articles/likvidaciya-kompanii/v1-tolko-pravki-eksperta.docx
@@ -2188,6 +2188,7 @@
         <w:pStyle w:val="2"/>
         <w:spacing w:before="260" w:after="120"/>
       </w:pPr>
+      <w:bookmarkStart w:id="5" w:name="stoimost-sroki"/>
       <w:r>
         <w:rPr>
           <w:b/>
